--- a/По_частям/Часть_3_Глава_4.docx
+++ b/По_частям/Часть_3_Глава_4.docx
@@ -367,6 +367,45 @@
     </w:p>
     <w:p>
       <w:pPr>
+        <w:jc w:val="center"/>
+      </w:pPr>
+      <w:r>
+        <w:drawing>
+          <wp:inline xmlns:a="http://schemas.openxmlformats.org/drawingml/2006/main" xmlns:pic="http://schemas.openxmlformats.org/drawingml/2006/picture">
+            <wp:extent cx="4860000" cy="2896364"/>
+            <wp:docPr id="1" name="Picture 1"/>
+            <wp:cNvGraphicFramePr>
+              <a:graphicFrameLocks noChangeAspect="1"/>
+            </wp:cNvGraphicFramePr>
+            <a:graphic>
+              <a:graphicData uri="http://schemas.openxmlformats.org/drawingml/2006/picture">
+                <pic:pic>
+                  <pic:nvPicPr>
+                    <pic:cNvPr id="0" name="ris41_state_machine.png"/>
+                    <pic:cNvPicPr/>
+                  </pic:nvPicPr>
+                  <pic:blipFill>
+                    <a:blip r:embed="rId9"/>
+                    <a:stretch>
+                      <a:fillRect/>
+                    </a:stretch>
+                  </pic:blipFill>
+                  <pic:spPr>
+                    <a:xfrm>
+                      <a:off x="0" y="0"/>
+                      <a:ext cx="4860000" cy="2896364"/>
+                    </a:xfrm>
+                    <a:prstGeom prst="rect"/>
+                  </pic:spPr>
+                </pic:pic>
+              </a:graphicData>
+            </a:graphic>
+          </wp:inline>
+        </w:drawing>
+      </w:r>
+    </w:p>
+    <w:p>
+      <w:pPr>
         <w:spacing w:line="360" w:lineRule="auto"/>
         <w:ind w:firstLine="0"/>
         <w:jc w:val="both"/>
@@ -571,6 +610,45 @@
     </w:p>
     <w:p>
       <w:pPr>
+        <w:jc w:val="center"/>
+      </w:pPr>
+      <w:r>
+        <w:drawing>
+          <wp:inline xmlns:a="http://schemas.openxmlformats.org/drawingml/2006/main" xmlns:pic="http://schemas.openxmlformats.org/drawingml/2006/picture">
+            <wp:extent cx="4860000" cy="3076514"/>
+            <wp:docPr id="2" name="Picture 2"/>
+            <wp:cNvGraphicFramePr>
+              <a:graphicFrameLocks noChangeAspect="1"/>
+            </wp:cNvGraphicFramePr>
+            <a:graphic>
+              <a:graphicData uri="http://schemas.openxmlformats.org/drawingml/2006/picture">
+                <pic:pic>
+                  <pic:nvPicPr>
+                    <pic:cNvPr id="0" name="ris42_automation_scheme.png"/>
+                    <pic:cNvPicPr/>
+                  </pic:nvPicPr>
+                  <pic:blipFill>
+                    <a:blip r:embed="rId10"/>
+                    <a:stretch>
+                      <a:fillRect/>
+                    </a:stretch>
+                  </pic:blipFill>
+                  <pic:spPr>
+                    <a:xfrm>
+                      <a:off x="0" y="0"/>
+                      <a:ext cx="4860000" cy="3076514"/>
+                    </a:xfrm>
+                    <a:prstGeom prst="rect"/>
+                  </pic:spPr>
+                </pic:pic>
+              </a:graphicData>
+            </a:graphic>
+          </wp:inline>
+        </w:drawing>
+      </w:r>
+    </w:p>
+    <w:p>
+      <w:pPr>
         <w:spacing w:line="360" w:lineRule="auto"/>
         <w:ind w:firstLine="0"/>
         <w:jc w:val="both"/>
@@ -674,6 +752,45 @@
           <w:color w:val="000000"/>
         </w:rPr>
         <w:t>Схема подключения показана на рисунке 4.3.</w:t>
+      </w:r>
+    </w:p>
+    <w:p>
+      <w:pPr>
+        <w:jc w:val="center"/>
+      </w:pPr>
+      <w:r>
+        <w:drawing>
+          <wp:inline xmlns:a="http://schemas.openxmlformats.org/drawingml/2006/main" xmlns:pic="http://schemas.openxmlformats.org/drawingml/2006/picture">
+            <wp:extent cx="4860000" cy="2853578"/>
+            <wp:docPr id="3" name="Picture 3"/>
+            <wp:cNvGraphicFramePr>
+              <a:graphicFrameLocks noChangeAspect="1"/>
+            </wp:cNvGraphicFramePr>
+            <a:graphic>
+              <a:graphicData uri="http://schemas.openxmlformats.org/drawingml/2006/picture">
+                <pic:pic>
+                  <pic:nvPicPr>
+                    <pic:cNvPr id="0" name="ris43_wiring.png"/>
+                    <pic:cNvPicPr/>
+                  </pic:nvPicPr>
+                  <pic:blipFill>
+                    <a:blip r:embed="rId11"/>
+                    <a:stretch>
+                      <a:fillRect/>
+                    </a:stretch>
+                  </pic:blipFill>
+                  <pic:spPr>
+                    <a:xfrm>
+                      <a:off x="0" y="0"/>
+                      <a:ext cx="4860000" cy="2853578"/>
+                    </a:xfrm>
+                    <a:prstGeom prst="rect"/>
+                  </pic:spPr>
+                </pic:pic>
+              </a:graphicData>
+            </a:graphic>
+          </wp:inline>
+        </w:drawing>
       </w:r>
     </w:p>
     <w:p>
@@ -785,6 +902,45 @@
           <w:sz w:val="28"/>
         </w:rPr>
         <w:t>- промышленный компьютер IPC (отдельный автомат АВ4, 6 А).</w:t>
+      </w:r>
+    </w:p>
+    <w:p>
+      <w:pPr>
+        <w:jc w:val="center"/>
+      </w:pPr>
+      <w:r>
+        <w:drawing>
+          <wp:inline xmlns:a="http://schemas.openxmlformats.org/drawingml/2006/main" xmlns:pic="http://schemas.openxmlformats.org/drawingml/2006/picture">
+            <wp:extent cx="4680000" cy="3268421"/>
+            <wp:docPr id="4" name="Picture 4"/>
+            <wp:cNvGraphicFramePr>
+              <a:graphicFrameLocks noChangeAspect="1"/>
+            </wp:cNvGraphicFramePr>
+            <a:graphic>
+              <a:graphicData uri="http://schemas.openxmlformats.org/drawingml/2006/picture">
+                <pic:pic>
+                  <pic:nvPicPr>
+                    <pic:cNvPr id="0" name="ris44_power_circuit.png"/>
+                    <pic:cNvPicPr/>
+                  </pic:nvPicPr>
+                  <pic:blipFill>
+                    <a:blip r:embed="rId12"/>
+                    <a:stretch>
+                      <a:fillRect/>
+                    </a:stretch>
+                  </pic:blipFill>
+                  <pic:spPr>
+                    <a:xfrm>
+                      <a:off x="0" y="0"/>
+                      <a:ext cx="4680000" cy="3268421"/>
+                    </a:xfrm>
+                    <a:prstGeom prst="rect"/>
+                  </pic:spPr>
+                </pic:pic>
+              </a:graphicData>
+            </a:graphic>
+          </wp:inline>
+        </w:drawing>
       </w:r>
     </w:p>
     <w:p>
@@ -2928,36 +3084,6 @@
           <w:sz w:val="28"/>
         </w:rPr>
         <w:t>Группа 5 - Архивирование: Узел CSV writer записывает данные (время, CO2, T, φ, частота ЧП, режим) в файл на IPC с ротацией по суткам. Данные доступны для анализа и отчётности.</w:t>
-      </w:r>
-    </w:p>
-    <w:p>
-      <w:pPr>
-        <w:spacing w:line="360" w:lineRule="auto"/>
-        <w:ind w:firstLine="0"/>
-        <w:jc w:val="both"/>
-      </w:pPr>
-      <w:r>
-        <w:rPr>
-          <w:rFonts w:ascii="Times New Roman" w:hAnsi="Times New Roman" w:cs="Times New Roman"/>
-          <w:sz w:val="28"/>
-          <w:color w:val="000000"/>
-        </w:rPr>
-        <w:t>Рисунок 4.5 - Поток Node-RED системы DCV-управления кинозалом (скриншот редактора)</w:t>
-      </w:r>
-    </w:p>
-    <w:p>
-      <w:pPr>
-        <w:spacing w:line="360" w:lineRule="auto"/>
-        <w:ind w:firstLine="0"/>
-        <w:jc w:val="both"/>
-      </w:pPr>
-      <w:r>
-        <w:rPr>
-          <w:rFonts w:ascii="Times New Roman" w:hAnsi="Times New Roman" w:cs="Times New Roman"/>
-          <w:sz w:val="28"/>
-          <w:color w:val="000000"/>
-        </w:rPr>
-        <w:t>Рисунок 4.6 - Панель мониторинга Node-RED Dashboard: концентрация CO2, режим, производительность вентилятора</w:t>
       </w:r>
     </w:p>
     <w:p>
@@ -5875,7 +6001,7 @@
     </w:rPrDefault>
     <w:pPrDefault>
       <w:pPr>
-        <w:spacing w:after="200" w:line="276" w:lineRule="auto"/>
+        <w:spacing w:before="0" w:beforeAutospacing="0" w:after="0" w:afterAutospacing="0" w:line="360" w:lineRule="auto"/>
       </w:pPr>
     </w:pPrDefault>
   </w:docDefaults>
@@ -6029,6 +6155,7 @@
       <w:rFonts w:ascii="Times New Roman" w:hAnsi="Times New Roman"/>
       <w:color w:val="000000"/>
       <w:sz w:val="28"/>
+      <w:szCs w:val="28"/>
     </w:rPr>
   </w:style>
   <w:style w:type="paragraph" w:styleId="Header">
